--- a/public/templates/command-center/Aurixa_Commercial_Property_Assessment_SAMPLE.docx
+++ b/public/templates/command-center/Aurixa_Commercial_Property_Assessment_SAMPLE.docx
@@ -449,7 +449,7 @@
         <w:keepLines/>
         <w:pageBreakBefore w:val="0"/>
         <w:widowControl w:val="1"/>
-        <w:spacing w:before="0" w:after="0" w:line="160" w:lineRule="exact"/>
+        <w:spacing w:before="0" w:after="0" w:line="3912" w:lineRule="exact"/>
       </w:pPr>
       <w:r>
         <w:rPr>
@@ -504,7 +504,7 @@
           </w:tcPr>
           <w:p>
             <w:pPr>
-              <w:keepNext w:val="0"/>
+              <w:keepNext/>
               <w:keepLines/>
               <w:pageBreakBefore w:val="0"/>
               <w:widowControl w:val="1"/>
@@ -545,7 +545,7 @@
           </w:tcPr>
           <w:p>
             <w:pPr>
-              <w:keepNext w:val="0"/>
+              <w:keepNext/>
               <w:keepLines/>
               <w:pageBreakBefore w:val="0"/>
               <w:widowControl w:val="1"/>
@@ -584,7 +584,7 @@
           </w:tcPr>
           <w:p>
             <w:pPr>
-              <w:keepNext w:val="0"/>
+              <w:keepNext/>
               <w:keepLines/>
               <w:pageBreakBefore w:val="0"/>
               <w:widowControl w:val="1"/>
@@ -625,7 +625,7 @@
           </w:tcPr>
           <w:p>
             <w:pPr>
-              <w:keepNext w:val="0"/>
+              <w:keepNext/>
               <w:keepLines/>
               <w:pageBreakBefore w:val="0"/>
               <w:widowControl w:val="1"/>
@@ -670,7 +670,7 @@
           </w:tcPr>
           <w:p>
             <w:pPr>
-              <w:keepNext w:val="0"/>
+              <w:keepNext/>
               <w:keepLines/>
               <w:pageBreakBefore w:val="0"/>
               <w:widowControl w:val="1"/>
@@ -711,7 +711,7 @@
           </w:tcPr>
           <w:p>
             <w:pPr>
-              <w:keepNext w:val="0"/>
+              <w:keepNext/>
               <w:keepLines/>
               <w:pageBreakBefore w:val="0"/>
               <w:widowControl w:val="1"/>
@@ -750,7 +750,7 @@
           </w:tcPr>
           <w:p>
             <w:pPr>
-              <w:keepNext w:val="0"/>
+              <w:keepNext/>
               <w:keepLines/>
               <w:pageBreakBefore w:val="0"/>
               <w:widowControl w:val="1"/>
@@ -791,7 +791,7 @@
           </w:tcPr>
           <w:p>
             <w:pPr>
-              <w:keepNext w:val="0"/>
+              <w:keepNext/>
               <w:keepLines/>
               <w:pageBreakBefore w:val="0"/>
               <w:widowControl w:val="1"/>
@@ -982,13 +982,13 @@
       <w:pPr>
         <w:keepNext w:val="0"/>
         <w:keepLines/>
-        <w:pageBreakBefore w:val="0"/>
+        <w:pageBreakBefore w:val="1"/>
         <w:widowControl w:val="1"/>
-        <w:spacing w:before="0" w:after="0"/>
+        <w:spacing w:before="0" w:after="0" w:line="20" w:lineRule="exact"/>
+        <w:rPr>
+          <w:sz w:val="2"/>
+        </w:rPr>
       </w:pPr>
-      <w:r>
-        <w:br w:type="page"/>
-      </w:r>
     </w:p>
     <w:tbl>
       <w:tblPr>
@@ -1077,7 +1077,7 @@
     </w:tbl>
     <w:p>
       <w:pPr>
-        <w:keepNext w:val="0"/>
+        <w:keepNext w:val="1"/>
         <w:keepLines/>
         <w:pageBreakBefore w:val="0"/>
         <w:widowControl w:val="1"/>
@@ -1433,13 +1433,13 @@
       <w:pPr>
         <w:keepNext w:val="0"/>
         <w:keepLines/>
-        <w:pageBreakBefore w:val="0"/>
+        <w:pageBreakBefore w:val="1"/>
         <w:widowControl w:val="1"/>
-        <w:spacing w:before="0" w:after="0"/>
+        <w:spacing w:before="0" w:after="0" w:line="20" w:lineRule="exact"/>
+        <w:rPr>
+          <w:sz w:val="2"/>
+        </w:rPr>
       </w:pPr>
-      <w:r>
-        <w:br w:type="page"/>
-      </w:r>
     </w:p>
     <w:tbl>
       <w:tblPr>
@@ -1561,7 +1561,7 @@
     </w:tbl>
     <w:p>
       <w:pPr>
-        <w:keepNext w:val="0"/>
+        <w:keepNext w:val="1"/>
         <w:keepLines/>
         <w:pageBreakBefore w:val="0"/>
         <w:widowControl w:val="1"/>
@@ -2016,7 +2016,7 @@
     </w:tbl>
     <w:p>
       <w:pPr>
-        <w:keepNext w:val="0"/>
+        <w:keepNext w:val="1"/>
         <w:keepLines/>
         <w:pageBreakBefore w:val="0"/>
         <w:widowControl w:val="1"/>
@@ -2433,18 +2433,6 @@
         </w:tc>
       </w:tr>
     </w:tbl>
-    <w:p>
-      <w:pPr>
-        <w:keepNext w:val="0"/>
-        <w:keepLines/>
-        <w:pageBreakBefore w:val="0"/>
-        <w:widowControl w:val="1"/>
-        <w:spacing w:before="0" w:after="0"/>
-      </w:pPr>
-      <w:r>
-        <w:br w:type="page"/>
-      </w:r>
-    </w:p>
     <w:tbl>
       <w:tblPr>
         <w:tblW w:type="auto" w:w="0"/>
@@ -2565,7 +2553,7 @@
     </w:tbl>
     <w:p>
       <w:pPr>
-        <w:keepNext w:val="0"/>
+        <w:keepNext w:val="1"/>
         <w:keepLines/>
         <w:pageBreakBefore w:val="0"/>
         <w:widowControl w:val="1"/>
@@ -3796,7 +3784,7 @@
     </w:tbl>
     <w:p>
       <w:pPr>
-        <w:keepNext w:val="0"/>
+        <w:keepNext w:val="1"/>
         <w:keepLines/>
         <w:pageBreakBefore w:val="0"/>
         <w:widowControl w:val="1"/>
@@ -5703,7 +5691,7 @@
           </w:tcPr>
           <w:p>
             <w:pPr>
-              <w:keepNext w:val="0"/>
+              <w:keepNext/>
               <w:keepLines/>
               <w:pageBreakBefore w:val="0"/>
               <w:widowControl w:val="1"/>
@@ -5731,7 +5719,7 @@
           </w:tcPr>
           <w:p>
             <w:pPr>
-              <w:keepNext w:val="0"/>
+              <w:keepNext/>
               <w:keepLines/>
               <w:pageBreakBefore w:val="0"/>
               <w:widowControl w:val="1"/>
@@ -5770,7 +5758,7 @@
           </w:tcPr>
           <w:p>
             <w:pPr>
-              <w:keepNext w:val="0"/>
+              <w:keepNext/>
               <w:keepLines/>
               <w:pageBreakBefore w:val="0"/>
               <w:widowControl w:val="1"/>
@@ -5810,7 +5798,7 @@
           </w:tcPr>
           <w:p>
             <w:pPr>
-              <w:keepNext w:val="0"/>
+              <w:keepNext/>
               <w:keepLines/>
               <w:pageBreakBefore w:val="0"/>
               <w:widowControl w:val="1"/>
@@ -5838,7 +5826,7 @@
           </w:tcPr>
           <w:p>
             <w:pPr>
-              <w:keepNext w:val="0"/>
+              <w:keepNext/>
               <w:keepLines/>
               <w:pageBreakBefore w:val="0"/>
               <w:widowControl w:val="1"/>
@@ -5866,7 +5854,7 @@
           </w:tcPr>
           <w:p>
             <w:pPr>
-              <w:keepNext w:val="0"/>
+              <w:keepNext/>
               <w:keepLines/>
               <w:pageBreakBefore w:val="0"/>
               <w:widowControl w:val="1"/>
@@ -5906,7 +5894,7 @@
           </w:tcPr>
           <w:p>
             <w:pPr>
-              <w:keepNext w:val="0"/>
+              <w:keepNext/>
               <w:keepLines/>
               <w:pageBreakBefore w:val="0"/>
               <w:widowControl w:val="1"/>
@@ -5946,7 +5934,7 @@
           </w:tcPr>
           <w:p>
             <w:pPr>
-              <w:keepNext w:val="0"/>
+              <w:keepNext/>
               <w:keepLines/>
               <w:pageBreakBefore w:val="0"/>
               <w:widowControl w:val="1"/>
@@ -5974,7 +5962,7 @@
           </w:tcPr>
           <w:p>
             <w:pPr>
-              <w:keepNext w:val="0"/>
+              <w:keepNext/>
               <w:keepLines/>
               <w:pageBreakBefore w:val="0"/>
               <w:widowControl w:val="1"/>
@@ -6002,18 +5990,6 @@
           <w:u w:val="none"/>
         </w:rPr>
         <w:t>Rents are net of outgoings, which are fully recoverable under all four leases. Passing net income after a 3.5% structural vacancy allowance is $742,000.</w:t>
-      </w:r>
-    </w:p>
-    <w:p>
-      <w:pPr>
-        <w:keepNext w:val="0"/>
-        <w:keepLines/>
-        <w:pageBreakBefore w:val="0"/>
-        <w:widowControl w:val="1"/>
-        <w:spacing w:before="0" w:after="0"/>
-      </w:pPr>
-      <w:r>
-        <w:br w:type="page"/>
       </w:r>
     </w:p>
     <w:tbl>
@@ -6136,7 +6112,7 @@
     </w:tbl>
     <w:p>
       <w:pPr>
-        <w:keepNext w:val="0"/>
+        <w:keepNext w:val="1"/>
         <w:keepLines/>
         <w:pageBreakBefore w:val="0"/>
         <w:widowControl w:val="1"/>
@@ -6359,7 +6335,7 @@
           </w:tcPr>
           <w:p>
             <w:pPr>
-              <w:keepNext w:val="0"/>
+              <w:keepNext/>
               <w:keepLines/>
               <w:pageBreakBefore w:val="0"/>
               <w:widowControl w:val="1"/>
@@ -6473,7 +6449,11 @@
               </w:tc>
             </w:tr>
           </w:tbl>
-          <w:p/>
+          <w:p>
+            <w:pPr>
+              <w:keepNext/>
+            </w:pPr>
+          </w:p>
         </w:tc>
         <w:tc>
           <w:tcPr>
@@ -6494,7 +6474,7 @@
           </w:tcPr>
           <w:p>
             <w:pPr>
-              <w:keepNext w:val="0"/>
+              <w:keepNext/>
               <w:keepLines/>
               <w:pageBreakBefore w:val="0"/>
               <w:widowControl w:val="1"/>
@@ -6539,7 +6519,7 @@
           </w:tcPr>
           <w:p>
             <w:pPr>
-              <w:keepNext w:val="0"/>
+              <w:keepNext/>
               <w:keepLines/>
               <w:pageBreakBefore w:val="0"/>
               <w:widowControl w:val="1"/>
@@ -6653,7 +6633,11 @@
               </w:tc>
             </w:tr>
           </w:tbl>
-          <w:p/>
+          <w:p>
+            <w:pPr>
+              <w:keepNext/>
+            </w:pPr>
+          </w:p>
         </w:tc>
         <w:tc>
           <w:tcPr>
@@ -6674,7 +6658,7 @@
           </w:tcPr>
           <w:p>
             <w:pPr>
-              <w:keepNext w:val="0"/>
+              <w:keepNext/>
               <w:keepLines/>
               <w:pageBreakBefore w:val="0"/>
               <w:widowControl w:val="1"/>
@@ -6719,7 +6703,7 @@
           </w:tcPr>
           <w:p>
             <w:pPr>
-              <w:keepNext w:val="0"/>
+              <w:keepNext/>
               <w:keepLines/>
               <w:pageBreakBefore w:val="0"/>
               <w:widowControl w:val="1"/>
@@ -6833,7 +6817,11 @@
               </w:tc>
             </w:tr>
           </w:tbl>
-          <w:p/>
+          <w:p>
+            <w:pPr>
+              <w:keepNext/>
+            </w:pPr>
+          </w:p>
         </w:tc>
         <w:tc>
           <w:tcPr>
@@ -6854,7 +6842,7 @@
           </w:tcPr>
           <w:p>
             <w:pPr>
-              <w:keepNext w:val="0"/>
+              <w:keepNext/>
               <w:keepLines/>
               <w:pageBreakBefore w:val="0"/>
               <w:widowControl w:val="1"/>
@@ -6899,7 +6887,7 @@
           </w:tcPr>
           <w:p>
             <w:pPr>
-              <w:keepNext w:val="0"/>
+              <w:keepNext/>
               <w:keepLines/>
               <w:pageBreakBefore w:val="0"/>
               <w:widowControl w:val="1"/>
@@ -7013,7 +7001,11 @@
               </w:tc>
             </w:tr>
           </w:tbl>
-          <w:p/>
+          <w:p>
+            <w:pPr>
+              <w:keepNext/>
+            </w:pPr>
+          </w:p>
         </w:tc>
         <w:tc>
           <w:tcPr>
@@ -7034,7 +7026,7 @@
           </w:tcPr>
           <w:p>
             <w:pPr>
-              <w:keepNext w:val="0"/>
+              <w:keepNext/>
               <w:keepLines/>
               <w:pageBreakBefore w:val="0"/>
               <w:widowControl w:val="1"/>
@@ -7210,7 +7202,7 @@
     </w:tbl>
     <w:p>
       <w:pPr>
-        <w:keepNext w:val="0"/>
+        <w:keepNext w:val="1"/>
         <w:keepLines/>
         <w:pageBreakBefore w:val="0"/>
         <w:widowControl w:val="1"/>
@@ -8778,7 +8770,7 @@
           </w:tcPr>
           <w:p>
             <w:pPr>
-              <w:keepNext w:val="0"/>
+              <w:keepNext/>
               <w:keepLines/>
               <w:pageBreakBefore w:val="0"/>
               <w:widowControl w:val="1"/>
@@ -8817,7 +8809,7 @@
           </w:tcPr>
           <w:p>
             <w:pPr>
-              <w:keepNext w:val="0"/>
+              <w:keepNext/>
               <w:keepLines/>
               <w:pageBreakBefore w:val="0"/>
               <w:widowControl w:val="1"/>
@@ -8846,7 +8838,7 @@
           </w:tcPr>
           <w:p>
             <w:pPr>
-              <w:keepNext w:val="0"/>
+              <w:keepNext/>
               <w:keepLines/>
               <w:pageBreakBefore w:val="0"/>
               <w:widowControl w:val="1"/>
@@ -8874,7 +8866,7 @@
           </w:tcPr>
           <w:p>
             <w:pPr>
-              <w:keepNext w:val="0"/>
+              <w:keepNext/>
               <w:keepLines/>
               <w:pageBreakBefore w:val="0"/>
               <w:widowControl w:val="1"/>
@@ -8914,18 +8906,6 @@
           <w:u w:val="none"/>
         </w:rPr>
         <w:t>Outgoings are fully recoverable under all four leases except for capital and structural repairs, which are the landlord's.</w:t>
-      </w:r>
-    </w:p>
-    <w:p>
-      <w:pPr>
-        <w:keepNext w:val="0"/>
-        <w:keepLines/>
-        <w:pageBreakBefore w:val="0"/>
-        <w:widowControl w:val="1"/>
-        <w:spacing w:before="0" w:after="0"/>
-      </w:pPr>
-      <w:r>
-        <w:br w:type="page"/>
       </w:r>
     </w:p>
     <w:tbl>
@@ -9048,7 +9028,7 @@
     </w:tbl>
     <w:p>
       <w:pPr>
-        <w:keepNext w:val="0"/>
+        <w:keepNext w:val="1"/>
         <w:keepLines/>
         <w:pageBreakBefore w:val="0"/>
         <w:widowControl w:val="1"/>
@@ -9960,7 +9940,7 @@
           </w:tcPr>
           <w:p>
             <w:pPr>
-              <w:keepNext w:val="0"/>
+              <w:keepNext/>
               <w:keepLines/>
               <w:pageBreakBefore w:val="0"/>
               <w:widowControl w:val="1"/>
@@ -9999,7 +9979,7 @@
           </w:tcPr>
           <w:p>
             <w:pPr>
-              <w:keepNext w:val="0"/>
+              <w:keepNext/>
               <w:keepLines/>
               <w:pageBreakBefore w:val="0"/>
               <w:widowControl w:val="1"/>
@@ -10039,7 +10019,7 @@
           </w:tcPr>
           <w:p>
             <w:pPr>
-              <w:keepNext w:val="0"/>
+              <w:keepNext/>
               <w:keepLines/>
               <w:pageBreakBefore w:val="0"/>
               <w:widowControl w:val="1"/>
@@ -10079,7 +10059,7 @@
           </w:tcPr>
           <w:p>
             <w:pPr>
-              <w:keepNext w:val="0"/>
+              <w:keepNext/>
               <w:keepLines/>
               <w:pageBreakBefore w:val="0"/>
               <w:widowControl w:val="1"/>
@@ -10254,7 +10234,7 @@
     </w:tbl>
     <w:p>
       <w:pPr>
-        <w:keepNext w:val="0"/>
+        <w:keepNext w:val="1"/>
         <w:keepLines/>
         <w:pageBreakBefore w:val="0"/>
         <w:widowControl w:val="1"/>
@@ -11060,7 +11040,7 @@
     </w:tbl>
     <w:p>
       <w:pPr>
-        <w:keepNext w:val="0"/>
+        <w:keepNext w:val="1"/>
         <w:keepLines/>
         <w:pageBreakBefore w:val="0"/>
         <w:widowControl w:val="1"/>
@@ -11372,21 +11352,9 @@
     </w:tbl>
     <w:p>
       <w:pPr>
-        <w:keepNext w:val="0"/>
-        <w:keepLines/>
-        <w:pageBreakBefore w:val="0"/>
-        <w:widowControl w:val="1"/>
-        <w:spacing w:before="0" w:after="0"/>
-      </w:pPr>
-      <w:r>
-        <w:br w:type="page"/>
-      </w:r>
-    </w:p>
-    <w:p>
-      <w:pPr>
         <w:keepNext/>
         <w:keepLines/>
-        <w:pageBreakBefore w:val="0"/>
+        <w:pageBreakBefore w:val="1"/>
         <w:widowControl w:val="1"/>
         <w:spacing w:before="0" w:after="80"/>
       </w:pPr>
@@ -13199,13 +13167,13 @@
       <w:pPr>
         <w:keepNext w:val="0"/>
         <w:keepLines/>
-        <w:pageBreakBefore w:val="0"/>
+        <w:pageBreakBefore w:val="1"/>
         <w:widowControl w:val="1"/>
-        <w:spacing w:before="0" w:after="0"/>
+        <w:spacing w:before="0" w:after="0" w:line="20" w:lineRule="exact"/>
+        <w:rPr>
+          <w:sz w:val="2"/>
+        </w:rPr>
       </w:pPr>
-      <w:r>
-        <w:br w:type="page"/>
-      </w:r>
     </w:p>
     <w:tbl>
       <w:tblPr>
@@ -13316,7 +13284,7 @@
     </w:tbl>
     <w:p>
       <w:pPr>
-        <w:keepNext w:val="0"/>
+        <w:keepNext w:val="1"/>
         <w:keepLines/>
         <w:pageBreakBefore w:val="0"/>
         <w:widowControl w:val="1"/>
